--- a/лр1/лр1.docx
+++ b/лр1/лр1.docx
@@ -120,14 +120,24 @@
           <w:szCs w:val="28"/>
         </w:rPr>
       </w:pPr>
-      <w:r>
-        <w:rPr>
-          <w:rFonts w:ascii="Times New Roman" w:hAnsi="Times New Roman" w:cs="Times New Roman"/>
-          <w:bCs/>
-          <w:sz w:val="28"/>
-          <w:szCs w:val="28"/>
-        </w:rPr>
-        <w:t>Институт перспективной инженерии</w:t>
+      <w:bookmarkStart w:id="2" w:name="_Hlk242636246"/>
+      <w:r>
+        <w:rPr>
+          <w:rFonts w:ascii="Times New Roman" w:hAnsi="Times New Roman" w:cs="Times New Roman"/>
+          <w:bCs/>
+          <w:sz w:val="28"/>
+          <w:szCs w:val="28"/>
+        </w:rPr>
+        <w:t xml:space="preserve">Институт </w:t>
+      </w:r>
+      <w:r>
+        <w:rPr>
+          <w:rFonts w:ascii="Times New Roman" w:hAnsi="Times New Roman" w:cs="Times New Roman"/>
+          <w:bCs/>
+          <w:sz w:val="28"/>
+          <w:szCs w:val="28"/>
+        </w:rPr>
+        <w:t>информационных технологий и кибербезопасности</w:t>
       </w:r>
     </w:p>
     <w:p>
@@ -149,31 +159,10 @@
           <w:sz w:val="28"/>
           <w:szCs w:val="28"/>
         </w:rPr>
-        <w:t>Департамент цифровых робототехнических систем и электроники</w:t>
-      </w:r>
-    </w:p>
-    <w:p>
-      <w:pPr>
-        <w:spacing w:after="0" w:line="240" w:lineRule="auto"/>
-        <w:ind w:right="-143"/>
-        <w:jc w:val="center"/>
-        <w:rPr>
-          <w:rFonts w:ascii="Times New Roman" w:hAnsi="Times New Roman" w:cs="Times New Roman"/>
-          <w:bCs/>
-          <w:sz w:val="28"/>
-          <w:szCs w:val="28"/>
-        </w:rPr>
-      </w:pPr>
-      <w:r>
-        <w:rPr>
-          <w:rFonts w:ascii="Times New Roman" w:hAnsi="Times New Roman" w:cs="Times New Roman"/>
-          <w:bCs/>
-          <w:sz w:val="28"/>
-          <w:szCs w:val="28"/>
-        </w:rPr>
-        <w:t xml:space="preserve">Межинститутская базовая кафедра </w:t>
-      </w:r>
-    </w:p>
+        <w:t>Кафедра программной инженерии</w:t>
+      </w:r>
+    </w:p>
+    <w:bookmarkEnd w:id="2"/>
     <w:p>
       <w:pPr>
         <w:widowControl w:val="0"/>
@@ -190,8 +179,9 @@
         <w:widowControl w:val="0"/>
         <w:jc w:val="center"/>
         <w:rPr>
-          <w:rFonts w:cs="Times New Roman"/>
-          <w:b/>
+          <w:rFonts w:ascii="Times New Roman" w:hAnsi="Times New Roman" w:cs="Times New Roman"/>
+          <w:b/>
+          <w:sz w:val="28"/>
           <w:szCs w:val="28"/>
         </w:rPr>
       </w:pPr>
@@ -202,11 +192,18 @@
         <w:jc w:val="center"/>
         <w:rPr>
           <w:rFonts w:ascii="Times New Roman" w:hAnsi="Times New Roman" w:cs="Times New Roman"/>
-          <w:b/>
-          <w:sz w:val="28"/>
-          <w:szCs w:val="28"/>
-        </w:rPr>
-      </w:pPr>
+          <w:sz w:val="28"/>
+          <w:szCs w:val="28"/>
+        </w:rPr>
+      </w:pPr>
+      <w:r>
+        <w:rPr>
+          <w:rFonts w:ascii="Times New Roman" w:hAnsi="Times New Roman" w:cs="Times New Roman"/>
+          <w:sz w:val="28"/>
+          <w:szCs w:val="28"/>
+        </w:rPr>
+        <w:t>Отчет к лабораторной работе № 1</w:t>
+      </w:r>
     </w:p>
     <w:p>
       <w:pPr>
@@ -221,10 +218,31 @@
       <w:r>
         <w:rPr>
           <w:rFonts w:ascii="Times New Roman" w:hAnsi="Times New Roman" w:cs="Times New Roman"/>
-          <w:sz w:val="28"/>
-          <w:szCs w:val="28"/>
-        </w:rPr>
-        <w:t>Отчет к лабораторной работе № 1</w:t>
+          <w:bCs/>
+          <w:sz w:val="28"/>
+          <w:szCs w:val="28"/>
+        </w:rPr>
+        <w:t>Тема:</w:t>
+      </w:r>
+      <w:r>
+        <w:rPr>
+          <w:rFonts w:ascii="Times New Roman" w:hAnsi="Times New Roman" w:cs="Times New Roman"/>
+          <w:b/>
+          <w:bCs/>
+          <w:sz w:val="28"/>
+          <w:szCs w:val="28"/>
+        </w:rPr>
+        <w:t xml:space="preserve"> </w:t>
+      </w:r>
+      <w:r>
+        <w:rPr>
+          <w:rFonts w:ascii="Times New Roman" w:hAnsi="Times New Roman" w:cs="Times New Roman"/>
+          <w:b/>
+          <w:bCs/>
+          <w:sz w:val="28"/>
+          <w:szCs w:val="28"/>
+        </w:rPr>
+        <w:t>Создание виртуального окружения. Контроллеры и маршруты</w:t>
       </w:r>
     </w:p>
     <w:p>
@@ -233,24 +251,23 @@
         <w:jc w:val="center"/>
         <w:rPr>
           <w:rFonts w:ascii="Times New Roman" w:hAnsi="Times New Roman" w:cs="Times New Roman"/>
-          <w:sz w:val="28"/>
-          <w:szCs w:val="28"/>
-        </w:rPr>
-      </w:pPr>
-      <w:r>
-        <w:rPr>
-          <w:rFonts w:ascii="Times New Roman" w:hAnsi="Times New Roman" w:cs="Times New Roman"/>
-          <w:bCs/>
-          <w:sz w:val="28"/>
-          <w:szCs w:val="28"/>
-        </w:rPr>
-        <w:t>Тема:</w:t>
-      </w:r>
-      <w:r>
-        <w:rPr>
-          <w:rFonts w:ascii="Times New Roman" w:hAnsi="Times New Roman" w:cs="Times New Roman"/>
-          <w:b/>
-          <w:bCs/>
+          <w:b/>
+          <w:sz w:val="28"/>
+          <w:szCs w:val="28"/>
+        </w:rPr>
+      </w:pPr>
+      <w:r>
+        <w:rPr>
+          <w:rFonts w:ascii="Times New Roman" w:hAnsi="Times New Roman" w:cs="Times New Roman"/>
+          <w:sz w:val="28"/>
+          <w:szCs w:val="28"/>
+        </w:rPr>
+        <w:t>Дисциплина:</w:t>
+      </w:r>
+      <w:r>
+        <w:rPr>
+          <w:rFonts w:ascii="Times New Roman" w:hAnsi="Times New Roman" w:cs="Times New Roman"/>
+          <w:b/>
           <w:sz w:val="28"/>
           <w:szCs w:val="28"/>
         </w:rPr>
@@ -260,50 +277,22 @@
         <w:rPr>
           <w:rFonts w:ascii="Times New Roman" w:hAnsi="Times New Roman" w:cs="Times New Roman"/>
           <w:b/>
-          <w:bCs/>
-          <w:sz w:val="28"/>
-          <w:szCs w:val="28"/>
-        </w:rPr>
-        <w:t>Создание виртуального окружения. Контроллеры и маршруты</w:t>
+          <w:sz w:val="28"/>
+          <w:szCs w:val="28"/>
+        </w:rPr>
+        <w:t>Разработка web-приложений</w:t>
       </w:r>
     </w:p>
     <w:p>
       <w:pPr>
         <w:widowControl w:val="0"/>
-        <w:jc w:val="center"/>
-        <w:rPr>
-          <w:rFonts w:ascii="Times New Roman" w:hAnsi="Times New Roman" w:cs="Times New Roman"/>
-          <w:b/>
-          <w:sz w:val="28"/>
-          <w:szCs w:val="28"/>
-        </w:rPr>
-      </w:pPr>
-      <w:r>
-        <w:rPr>
-          <w:rFonts w:ascii="Times New Roman" w:hAnsi="Times New Roman" w:cs="Times New Roman"/>
-          <w:sz w:val="28"/>
-          <w:szCs w:val="28"/>
-        </w:rPr>
-        <w:t>Дисциплина:</w:t>
-      </w:r>
-      <w:r>
-        <w:rPr>
-          <w:rFonts w:ascii="Times New Roman" w:hAnsi="Times New Roman" w:cs="Times New Roman"/>
-          <w:b/>
-          <w:sz w:val="28"/>
-          <w:szCs w:val="28"/>
-        </w:rPr>
-        <w:t xml:space="preserve"> </w:t>
-      </w:r>
-      <w:r>
-        <w:rPr>
-          <w:rFonts w:ascii="Times New Roman" w:hAnsi="Times New Roman" w:cs="Times New Roman"/>
-          <w:b/>
-          <w:sz w:val="28"/>
-          <w:szCs w:val="28"/>
-        </w:rPr>
-        <w:t>Разработка web-приложений</w:t>
-      </w:r>
+        <w:rPr>
+          <w:rFonts w:ascii="Times New Roman" w:hAnsi="Times New Roman" w:cs="Times New Roman"/>
+          <w:b/>
+          <w:sz w:val="28"/>
+          <w:szCs w:val="28"/>
+        </w:rPr>
+      </w:pPr>
     </w:p>
     <w:p>
       <w:pPr>
@@ -559,7 +548,16 @@
                 <w:sz w:val="28"/>
                 <w:szCs w:val="28"/>
               </w:rPr>
-              <w:t>ассистент межинститутской базовой кафедры департамента цифровых, робототехнических систем и электроники института перспективной инженерии</w:t>
+              <w:t xml:space="preserve">ассистент кафедры </w:t>
+            </w:r>
+            <w:r>
+              <w:rPr>
+                <w:rFonts w:ascii="Times New Roman" w:hAnsi="Times New Roman" w:cs="Times New Roman"/>
+                <w:bCs/>
+                <w:sz w:val="28"/>
+                <w:szCs w:val="28"/>
+              </w:rPr>
+              <w:t>программной инженерии</w:t>
             </w:r>
           </w:p>
           <w:p>
@@ -617,6 +615,36 @@
     </w:p>
     <w:p>
       <w:pPr>
+        <w:rPr>
+          <w:rFonts w:ascii="Times New Roman" w:hAnsi="Times New Roman" w:cs="Times New Roman"/>
+          <w:bCs/>
+          <w:sz w:val="28"/>
+          <w:szCs w:val="36"/>
+        </w:rPr>
+      </w:pPr>
+    </w:p>
+    <w:p>
+      <w:pPr>
+        <w:rPr>
+          <w:rFonts w:ascii="Times New Roman" w:hAnsi="Times New Roman" w:cs="Times New Roman"/>
+          <w:bCs/>
+          <w:sz w:val="28"/>
+          <w:szCs w:val="36"/>
+        </w:rPr>
+      </w:pPr>
+    </w:p>
+    <w:p>
+      <w:pPr>
+        <w:rPr>
+          <w:rFonts w:ascii="Times New Roman" w:hAnsi="Times New Roman" w:cs="Times New Roman"/>
+          <w:bCs/>
+          <w:sz w:val="28"/>
+          <w:szCs w:val="36"/>
+        </w:rPr>
+      </w:pPr>
+    </w:p>
+    <w:p>
+      <w:pPr>
         <w:jc w:val="center"/>
         <w:rPr>
           <w:rFonts w:ascii="Times New Roman" w:hAnsi="Times New Roman" w:cs="Times New Roman"/>
@@ -707,7 +735,7 @@
           <w:szCs w:val="28"/>
         </w:rPr>
       </w:pPr>
-      <w:bookmarkStart w:id="2" w:name="_Hlk239347096"/>
+      <w:bookmarkStart w:id="3" w:name="_Hlk239347096"/>
       <w:r>
         <w:rPr>
           <w:rFonts w:ascii="Times New Roman" w:hAnsi="Times New Roman" w:cs="Times New Roman"/>
@@ -779,7 +807,7 @@
           <w:sz w:val="28"/>
           <w:szCs w:val="28"/>
         </w:rPr>
-        <w:t>https://github.com/serafima2007k-code/veb.git</w:t>
+        <w:t>https://github.com/serafima2007k-code/web-app.git</w:t>
       </w:r>
     </w:p>
     <w:p>
@@ -1109,7 +1137,6 @@
           <w:sz w:val="28"/>
           <w:szCs w:val="28"/>
         </w:rPr>
-        <w:lastRenderedPageBreak/>
         <w:t>4</w:t>
       </w:r>
       <w:r>
@@ -1352,23 +1379,84 @@
           <w:rFonts w:ascii="Times New Roman" w:hAnsi="Times New Roman" w:cs="Times New Roman"/>
           <w:sz w:val="28"/>
           <w:szCs w:val="28"/>
-        </w:rPr>
-      </w:pPr>
-      <w:r>
-        <w:rPr>
-          <w:rFonts w:ascii="Times New Roman" w:hAnsi="Times New Roman" w:cs="Times New Roman"/>
-          <w:sz w:val="28"/>
-          <w:szCs w:val="28"/>
-        </w:rPr>
-        <w:t xml:space="preserve">В терминале введем команду </w:t>
-      </w:r>
-      <w:r>
-        <w:rPr>
-          <w:rFonts w:ascii="Times New Roman" w:hAnsi="Times New Roman" w:cs="Times New Roman"/>
-          <w:sz w:val="28"/>
-          <w:szCs w:val="28"/>
           <w:lang w:val="en-US"/>
         </w:rPr>
+      </w:pPr>
+      <w:r>
+        <w:rPr>
+          <w:rFonts w:ascii="Times New Roman" w:hAnsi="Times New Roman" w:cs="Times New Roman"/>
+          <w:sz w:val="28"/>
+          <w:szCs w:val="28"/>
+        </w:rPr>
+        <w:t>В</w:t>
+      </w:r>
+      <w:r>
+        <w:rPr>
+          <w:rFonts w:ascii="Times New Roman" w:hAnsi="Times New Roman" w:cs="Times New Roman"/>
+          <w:sz w:val="28"/>
+          <w:szCs w:val="28"/>
+          <w:lang w:val="en-US"/>
+        </w:rPr>
+        <w:t xml:space="preserve"> </w:t>
+      </w:r>
+      <w:r>
+        <w:rPr>
+          <w:rFonts w:ascii="Times New Roman" w:hAnsi="Times New Roman" w:cs="Times New Roman"/>
+          <w:sz w:val="28"/>
+          <w:szCs w:val="28"/>
+        </w:rPr>
+        <w:t>терминале</w:t>
+      </w:r>
+      <w:r>
+        <w:rPr>
+          <w:rFonts w:ascii="Times New Roman" w:hAnsi="Times New Roman" w:cs="Times New Roman"/>
+          <w:sz w:val="28"/>
+          <w:szCs w:val="28"/>
+          <w:lang w:val="en-US"/>
+        </w:rPr>
+        <w:t xml:space="preserve"> </w:t>
+      </w:r>
+      <w:r>
+        <w:rPr>
+          <w:rFonts w:ascii="Times New Roman" w:hAnsi="Times New Roman" w:cs="Times New Roman"/>
+          <w:sz w:val="28"/>
+          <w:szCs w:val="28"/>
+        </w:rPr>
+        <w:t>введем</w:t>
+      </w:r>
+      <w:r>
+        <w:rPr>
+          <w:rFonts w:ascii="Times New Roman" w:hAnsi="Times New Roman" w:cs="Times New Roman"/>
+          <w:sz w:val="28"/>
+          <w:szCs w:val="28"/>
+          <w:lang w:val="en-US"/>
+        </w:rPr>
+        <w:t xml:space="preserve"> </w:t>
+      </w:r>
+      <w:r>
+        <w:rPr>
+          <w:rFonts w:ascii="Times New Roman" w:hAnsi="Times New Roman" w:cs="Times New Roman"/>
+          <w:sz w:val="28"/>
+          <w:szCs w:val="28"/>
+        </w:rPr>
+        <w:t>команду</w:t>
+      </w:r>
+      <w:r>
+        <w:rPr>
+          <w:rFonts w:ascii="Times New Roman" w:hAnsi="Times New Roman" w:cs="Times New Roman"/>
+          <w:sz w:val="28"/>
+          <w:szCs w:val="28"/>
+          <w:lang w:val="en-US"/>
+        </w:rPr>
+        <w:t xml:space="preserve"> </w:t>
+      </w:r>
+      <w:r>
+        <w:rPr>
+          <w:rFonts w:ascii="Times New Roman" w:hAnsi="Times New Roman" w:cs="Times New Roman"/>
+          <w:sz w:val="28"/>
+          <w:szCs w:val="28"/>
+          <w:lang w:val="en-US"/>
+        </w:rPr>
         <w:t>django</w:t>
       </w:r>
       <w:r>
@@ -1376,6 +1464,7 @@
           <w:rFonts w:ascii="Times New Roman" w:hAnsi="Times New Roman" w:cs="Times New Roman"/>
           <w:sz w:val="28"/>
           <w:szCs w:val="28"/>
+          <w:lang w:val="en-US"/>
         </w:rPr>
         <w:t>-</w:t>
       </w:r>
@@ -1393,6 +1482,7 @@
           <w:rFonts w:ascii="Times New Roman" w:hAnsi="Times New Roman" w:cs="Times New Roman"/>
           <w:sz w:val="28"/>
           <w:szCs w:val="28"/>
+          <w:lang w:val="en-US"/>
         </w:rPr>
         <w:t xml:space="preserve"> </w:t>
       </w:r>
@@ -1410,6 +1500,7 @@
           <w:rFonts w:ascii="Times New Roman" w:hAnsi="Times New Roman" w:cs="Times New Roman"/>
           <w:sz w:val="28"/>
           <w:szCs w:val="28"/>
+          <w:lang w:val="en-US"/>
         </w:rPr>
         <w:t xml:space="preserve"> </w:t>
       </w:r>
@@ -1846,7 +1937,6 @@
           <w:sz w:val="28"/>
           <w:szCs w:val="28"/>
         </w:rPr>
-        <w:lastRenderedPageBreak/>
         <w:t xml:space="preserve">8. Создание </w:t>
       </w:r>
       <w:r>
@@ -4904,7 +4994,7 @@
         </w:rPr>
       </w:pPr>
     </w:p>
-    <w:bookmarkEnd w:id="2"/>
+    <w:bookmarkEnd w:id="3"/>
     <w:p>
       <w:pPr>
         <w:ind w:firstLine="709"/>
